--- a/1-RE/Requirements_Table.docx
+++ b/1-RE/Requirements_Table.docx
@@ -241,7 +241,7 @@
                 <w:sz w:val="20"/>
                 <w:szCs w:val="20"/>
               </w:rPr>
-              <w:t xml:space="preserve">Pass: Adoption application linked to verified animal record. Fail: Animal under medical quarantine marked adopted.</w:t>
+              <w:t xml:space="preserve">Pass: Saving a vaccination and medical intake record sets the animal's status to 'Ready for Adoption', and only animals with this status can be linked to an adoption application. Fail: An animal with no completed intake record, or one under medical quarantine, is marked 'Ready for Adoption' or adopted.</w:t>
             </w:r>
           </w:p>
         </w:tc>
@@ -544,7 +544,7 @@
                 <w:sz w:val="20"/>
                 <w:szCs w:val="20"/>
               </w:rPr>
-              <w:t xml:space="preserve">Pass: Application status changes to Approved or Rejected and the applicant is notified. Fail: Status remains Pending more than 48 hours after a decision is recorded.</w:t>
+              <w:t xml:space="preserve">Pass: Application status changes to Approved or Rejected and the applicant is notified. Fail: Status remains Pending, or the applicant is not notified within 1 minute, after a decision is recorded.</w:t>
             </w:r>
           </w:p>
         </w:tc>
@@ -889,7 +889,7 @@
           <w:sz w:val="20"/>
           <w:szCs w:val="20"/>
         </w:rPr>
-        <w:t xml:space="preserve">Adoption Applicant, Shelter Staff (Payment Gateway is included as an external supporting actor for the extend relationship in the use-case diagram).</w:t>
+        <w:t xml:space="preserve">Adoption Applicant, Shelter Staff. The use-case diagram also shows Payment Gateway as an external supporting actor for UC-07 Pay Adoption Fee, which extends UC-02.</w:t>
       </w:r>
     </w:p>
     <w:sectPr>

--- a/1-RE/Requirements_Table.docx
+++ b/1-RE/Requirements_Table.docx
@@ -356,7 +356,7 @@
               <w:rPr>
                 <w:sz w:val="18"/>
               </w:rPr>
-              <w:t>Pass: A complete questionnaire creates an application in 'Pending Review', linked to the animal and applicant, that appears in the staff review queue within 5 seconds. Fail: An application is created with a required field missing, for an animal that is not 'Ready for Adoption', or as a second open application by the same applicant for the same animal.</w:t>
+              <w:t>Pass: A complete questionnaire creates an application in 'Pending Review', linked to the animal and applicant, that appears in the staff review queue within 5 seconds. Fail: An application is created with a required field missing, for an animal that is not 'Ready for Adoption' or has been removed from the catalog, or as a second open application by the same applicant for the same animal.</w:t>
             </w:r>
           </w:p>
         </w:tc>
@@ -518,7 +518,7 @@
               <w:rPr>
                 <w:sz w:val="18"/>
               </w:rPr>
-              <w:t>Pass: Marking an animal 'In Foster' requires a placement with start date, expected end date and caregiver; a placement past its expected end date appears in the staff overdue list; ending a placement returns the animal to 'Ready for Adoption'. Fail: An 'In Foster' animal has no active placement, an overdue placement is not flagged, or an ended placement leaves the animal 'In Foster'.</w:t>
+              <w:t>Pass: Marking an animal 'In Foster' requires a placement with start date, caregiver and an expected end date later than the start date; a placement past its expected end date appears in the staff overdue list; ending a placement restores the animal's previous status ('In Intake' or 'Ready for Adoption'). Fail: A placement is saved with an end date on or before its start date, an 'In Foster' animal has no active placement, an overdue placement is not flagged, or an ended placement leaves the animal 'In Foster'.</w:t>
             </w:r>
           </w:p>
         </w:tc>
